--- a/doc/sinx_x.docx
+++ b/doc/sinx_x.docx
@@ -5489,7 +5489,7 @@
                             <w:sz w:val="20"/>
                             <w:szCs w:val="20"/>
                           </w:rPr>
-                          <m:t>x*cos</m:t>
+                          <m:t>cos</m:t>
                         </m:r>
                         <m:d>
                           <m:dPr>
@@ -5553,7 +5553,7 @@
                             <w:sz w:val="20"/>
                             <w:szCs w:val="20"/>
                           </w:rPr>
-                          <m:t>a*ch</m:t>
+                          <m:t>ch</m:t>
                         </m:r>
                         <m:d>
                           <m:dPr>
@@ -6142,7 +6142,7 @@
                             <w:sz w:val="20"/>
                             <w:szCs w:val="20"/>
                           </w:rPr>
-                          <m:t>x*cos</m:t>
+                          <m:t>cos</m:t>
                         </m:r>
                         <m:d>
                           <m:dPr>
@@ -6206,7 +6206,7 @@
                             <w:sz w:val="20"/>
                             <w:szCs w:val="20"/>
                           </w:rPr>
-                          <m:t>a*cos</m:t>
+                          <m:t>cos</m:t>
                         </m:r>
                         <m:d>
                           <m:dPr>
